--- a/ADR/ADR-003-ArmazenamentoVetorialDocumentos.docx
+++ b/ADR/ADR-003-ArmazenamentoVetorialDocumentos.docx
@@ -6,12 +6,14 @@
       <w:pPr>
         <w:jc w:val="center"/>
         <w:rPr>
+          <w:rFonts w:ascii="Arial" w:hAnsi="Arial" w:cs="Arial"/>
           <w:b/>
           <w:bCs/>
         </w:rPr>
       </w:pPr>
       <w:r>
         <w:rPr>
+          <w:rFonts w:ascii="Arial" w:hAnsi="Arial" w:cs="Arial"/>
           <w:b/>
           <w:bCs/>
         </w:rPr>
@@ -21,33 +23,31 @@
     <w:p>
       <w:pPr>
         <w:rPr>
+          <w:rFonts w:ascii="Arial" w:hAnsi="Arial" w:cs="Arial"/>
           <w:b/>
           <w:bCs/>
-          <w:u w:val="single"/>
-        </w:rPr>
-      </w:pPr>
-      <w:r>
-        <w:rPr>
+        </w:rPr>
+      </w:pPr>
+      <w:r>
+        <w:rPr>
+          <w:rFonts w:ascii="Arial" w:hAnsi="Arial" w:cs="Arial"/>
           <w:b/>
           <w:bCs/>
-          <w:u w:val="single"/>
-        </w:rPr>
-        <w:t>Context</w:t>
-      </w:r>
-      <w:r>
-        <w:rPr>
-          <w:b/>
-          <w:bCs/>
-          <w:u w:val="single"/>
-        </w:rPr>
-        <w:t>o</w:t>
+        </w:rPr>
+        <w:t>Contexto</w:t>
       </w:r>
     </w:p>
     <w:p>
       <w:pPr>
         <w:ind w:left="360"/>
-      </w:pPr>
-      <w:r>
+        <w:rPr>
+          <w:rFonts w:ascii="Arial" w:hAnsi="Arial" w:cs="Arial"/>
+        </w:rPr>
+      </w:pPr>
+      <w:r>
+        <w:rPr>
+          <w:rFonts w:ascii="Arial" w:hAnsi="Arial" w:cs="Arial"/>
+        </w:rPr>
         <w:t>Documentos não estruturados incluem:</w:t>
       </w:r>
     </w:p>
@@ -62,9 +62,15 @@
           <w:tab w:val="num" w:pos="1080"/>
         </w:tabs>
         <w:ind w:left="1080"/>
+        <w:rPr>
+          <w:rFonts w:ascii="Arial" w:hAnsi="Arial" w:cs="Arial"/>
+        </w:rPr>
       </w:pPr>
       <w:proofErr w:type="spellStart"/>
       <w:r>
+        <w:rPr>
+          <w:rFonts w:ascii="Arial" w:hAnsi="Arial" w:cs="Arial"/>
+        </w:rPr>
         <w:t>emails</w:t>
       </w:r>
       <w:proofErr w:type="spellEnd"/>
@@ -80,8 +86,14 @@
           <w:tab w:val="num" w:pos="1080"/>
         </w:tabs>
         <w:ind w:left="1080"/>
-      </w:pPr>
-      <w:r>
+        <w:rPr>
+          <w:rFonts w:ascii="Arial" w:hAnsi="Arial" w:cs="Arial"/>
+        </w:rPr>
+      </w:pPr>
+      <w:r>
+        <w:rPr>
+          <w:rFonts w:ascii="Arial" w:hAnsi="Arial" w:cs="Arial"/>
+        </w:rPr>
         <w:t>contratos PDF</w:t>
       </w:r>
     </w:p>
@@ -96,48 +108,99 @@
           <w:tab w:val="num" w:pos="1080"/>
         </w:tabs>
         <w:ind w:left="1080"/>
-      </w:pPr>
-      <w:r>
+        <w:rPr>
+          <w:rFonts w:ascii="Arial" w:hAnsi="Arial" w:cs="Arial"/>
+        </w:rPr>
+      </w:pPr>
+      <w:r>
+        <w:rPr>
+          <w:rFonts w:ascii="Arial" w:hAnsi="Arial" w:cs="Arial"/>
+        </w:rPr>
         <w:t>notícias de mercado</w:t>
       </w:r>
     </w:p>
     <w:p>
       <w:pPr>
         <w:ind w:left="360"/>
-      </w:pPr>
-      <w:r>
-        <w:t>Esses dados precisam ser pesquisáveis semanticamente para fornecer contexto ao LLM.</w:t>
+        <w:rPr>
+          <w:rFonts w:ascii="Arial" w:hAnsi="Arial" w:cs="Arial"/>
+        </w:rPr>
+      </w:pPr>
+      <w:r>
+        <w:rPr>
+          <w:rFonts w:ascii="Arial" w:hAnsi="Arial" w:cs="Arial"/>
+        </w:rPr>
+        <w:t xml:space="preserve">Esses dados precisam </w:t>
+      </w:r>
+      <w:r>
+        <w:rPr>
+          <w:rFonts w:ascii="Arial" w:hAnsi="Arial" w:cs="Arial"/>
+        </w:rPr>
+        <w:t xml:space="preserve">oferecer </w:t>
+      </w:r>
+      <w:r>
+        <w:rPr>
+          <w:rFonts w:ascii="Arial" w:hAnsi="Arial" w:cs="Arial"/>
+        </w:rPr>
+        <w:t>contexto ao LLM.</w:t>
       </w:r>
     </w:p>
     <w:p>
       <w:pPr>
-        <w:ind w:left="360"/>
-      </w:pPr>
-      <w:r>
-        <w:t>Decision</w:t>
+        <w:rPr>
+          <w:rFonts w:ascii="Arial" w:hAnsi="Arial" w:cs="Arial"/>
+          <w:b/>
+          <w:bCs/>
+        </w:rPr>
+      </w:pPr>
+      <w:r>
+        <w:rPr>
+          <w:rFonts w:ascii="Arial" w:hAnsi="Arial" w:cs="Arial"/>
+          <w:b/>
+          <w:bCs/>
+        </w:rPr>
+        <w:t>Decisão</w:t>
       </w:r>
     </w:p>
     <w:p>
       <w:pPr>
         <w:ind w:left="360"/>
-      </w:pPr>
-      <w:r>
+        <w:rPr>
+          <w:rFonts w:ascii="Arial" w:hAnsi="Arial" w:cs="Arial"/>
+        </w:rPr>
+      </w:pPr>
+      <w:r>
+        <w:rPr>
+          <w:rFonts w:ascii="Arial" w:hAnsi="Arial" w:cs="Arial"/>
+        </w:rPr>
         <w:t xml:space="preserve">Utilizar </w:t>
       </w:r>
       <w:proofErr w:type="spellStart"/>
       <w:r>
+        <w:rPr>
+          <w:rFonts w:ascii="Arial" w:hAnsi="Arial" w:cs="Arial"/>
+        </w:rPr>
         <w:t>embeddings</w:t>
       </w:r>
       <w:proofErr w:type="spellEnd"/>
       <w:r>
+        <w:rPr>
+          <w:rFonts w:ascii="Arial" w:hAnsi="Arial" w:cs="Arial"/>
+        </w:rPr>
         <w:t xml:space="preserve"> + banco vetorial.</w:t>
       </w:r>
     </w:p>
     <w:p>
       <w:pPr>
         <w:ind w:left="360"/>
-      </w:pPr>
-      <w:r>
+        <w:rPr>
+          <w:rFonts w:ascii="Arial" w:hAnsi="Arial" w:cs="Arial"/>
+        </w:rPr>
+      </w:pPr>
+      <w:r>
+        <w:rPr>
+          <w:rFonts w:ascii="Arial" w:hAnsi="Arial" w:cs="Arial"/>
+        </w:rPr>
         <w:t>Arquitetura:</w:t>
       </w:r>
     </w:p>
@@ -152,23 +215,39 @@
           <w:tab w:val="num" w:pos="1080"/>
         </w:tabs>
         <w:ind w:left="1080"/>
-      </w:pPr>
-      <w:r>
-        <w:t xml:space="preserve">OCR via </w:t>
+        <w:rPr>
+          <w:rFonts w:ascii="Arial" w:hAnsi="Arial" w:cs="Arial"/>
+        </w:rPr>
+      </w:pPr>
+      <w:r>
+        <w:rPr>
+          <w:rFonts w:ascii="Arial" w:hAnsi="Arial" w:cs="Arial"/>
+        </w:rPr>
+        <w:t xml:space="preserve">OCR </w:t>
+      </w:r>
+      <w:r>
+        <w:rPr>
+          <w:rFonts w:ascii="Arial" w:hAnsi="Arial" w:cs="Arial"/>
+        </w:rPr>
+        <w:t>para texto usando</w:t>
+      </w:r>
+      <w:r>
+        <w:rPr>
+          <w:rFonts w:ascii="Arial" w:hAnsi="Arial" w:cs="Arial"/>
+        </w:rPr>
+        <w:t xml:space="preserve"> </w:t>
       </w:r>
       <w:proofErr w:type="spellStart"/>
       <w:r>
         <w:rPr>
-          <w:b/>
-          <w:bCs/>
+          <w:rFonts w:ascii="Arial" w:hAnsi="Arial" w:cs="Arial"/>
         </w:rPr>
         <w:t>Document</w:t>
       </w:r>
       <w:proofErr w:type="spellEnd"/>
       <w:r>
         <w:rPr>
-          <w:b/>
-          <w:bCs/>
+          <w:rFonts w:ascii="Arial" w:hAnsi="Arial" w:cs="Arial"/>
         </w:rPr>
         <w:t xml:space="preserve"> AI</w:t>
       </w:r>
@@ -184,33 +263,35 @@
           <w:tab w:val="num" w:pos="1080"/>
         </w:tabs>
         <w:ind w:left="1080"/>
-      </w:pPr>
-      <w:r>
+        <w:rPr>
+          <w:rFonts w:ascii="Arial" w:hAnsi="Arial" w:cs="Arial"/>
+        </w:rPr>
+      </w:pPr>
+      <w:r>
+        <w:rPr>
+          <w:rFonts w:ascii="Arial" w:hAnsi="Arial" w:cs="Arial"/>
+        </w:rPr>
         <w:t xml:space="preserve">geração de </w:t>
       </w:r>
       <w:proofErr w:type="spellStart"/>
       <w:r>
+        <w:rPr>
+          <w:rFonts w:ascii="Arial" w:hAnsi="Arial" w:cs="Arial"/>
+        </w:rPr>
         <w:t>embeddings</w:t>
       </w:r>
       <w:proofErr w:type="spellEnd"/>
       <w:r>
-        <w:t xml:space="preserve"> via </w:t>
-      </w:r>
-      <w:proofErr w:type="spellStart"/>
-      <w:r>
-        <w:rPr>
-          <w:b/>
-          <w:bCs/>
-        </w:rPr>
-        <w:t>Vertex</w:t>
-      </w:r>
-      <w:proofErr w:type="spellEnd"/>
-      <w:r>
-        <w:rPr>
-          <w:b/>
-          <w:bCs/>
-        </w:rPr>
-        <w:t xml:space="preserve"> AI</w:t>
+        <w:rPr>
+          <w:rFonts w:ascii="Arial" w:hAnsi="Arial" w:cs="Arial"/>
+        </w:rPr>
+        <w:t xml:space="preserve"> </w:t>
+      </w:r>
+      <w:r>
+        <w:rPr>
+          <w:rFonts w:ascii="Arial" w:hAnsi="Arial" w:cs="Arial"/>
+        </w:rPr>
+        <w:t xml:space="preserve">(tokenização Gemini) </w:t>
       </w:r>
     </w:p>
     <w:p>
@@ -224,49 +305,91 @@
           <w:tab w:val="num" w:pos="1080"/>
         </w:tabs>
         <w:ind w:left="1080"/>
-      </w:pPr>
-      <w:r>
+        <w:rPr>
+          <w:rFonts w:ascii="Arial" w:hAnsi="Arial" w:cs="Arial"/>
+        </w:rPr>
+      </w:pPr>
+      <w:r>
+        <w:rPr>
+          <w:rFonts w:ascii="Arial" w:hAnsi="Arial" w:cs="Arial"/>
+        </w:rPr>
         <w:t xml:space="preserve">armazenamento em </w:t>
       </w:r>
+      <w:r>
+        <w:rPr>
+          <w:rFonts w:ascii="Arial" w:hAnsi="Arial" w:cs="Arial"/>
+        </w:rPr>
+        <w:t xml:space="preserve">Banco Vetorial </w:t>
+      </w:r>
+      <w:r>
+        <w:rPr>
+          <w:rFonts w:ascii="Arial" w:hAnsi="Arial" w:cs="Arial"/>
+        </w:rPr>
+        <w:t>(</w:t>
+      </w:r>
       <w:proofErr w:type="spellStart"/>
       <w:r>
         <w:rPr>
+          <w:rFonts w:ascii="Arial" w:hAnsi="Arial" w:cs="Arial"/>
+        </w:rPr>
+        <w:t>Vertex</w:t>
+      </w:r>
+      <w:proofErr w:type="spellEnd"/>
+      <w:r>
+        <w:rPr>
+          <w:rFonts w:ascii="Arial" w:hAnsi="Arial" w:cs="Arial"/>
+        </w:rPr>
+        <w:t xml:space="preserve"> AI Vector Search</w:t>
+      </w:r>
+      <w:r>
+        <w:rPr>
+          <w:rFonts w:ascii="Arial" w:hAnsi="Arial" w:cs="Arial"/>
+        </w:rPr>
+        <w:t xml:space="preserve"> ou </w:t>
+      </w:r>
+      <w:proofErr w:type="spellStart"/>
+      <w:r>
+        <w:rPr>
+          <w:rFonts w:ascii="Arial" w:hAnsi="Arial" w:cs="Arial"/>
+        </w:rPr>
+        <w:t>BigQuery</w:t>
+      </w:r>
+      <w:proofErr w:type="spellEnd"/>
+      <w:r>
+        <w:rPr>
+          <w:rFonts w:ascii="Arial" w:hAnsi="Arial" w:cs="Arial"/>
+        </w:rPr>
+        <w:t>)</w:t>
+      </w:r>
+    </w:p>
+    <w:p>
+      <w:pPr>
+        <w:rPr>
+          <w:rFonts w:ascii="Arial" w:hAnsi="Arial" w:cs="Arial"/>
           <w:b/>
           <w:bCs/>
         </w:rPr>
-        <w:t>Vertex</w:t>
-      </w:r>
-      <w:proofErr w:type="spellEnd"/>
-      <w:r>
-        <w:rPr>
+      </w:pPr>
+      <w:r>
+        <w:rPr>
+          <w:rFonts w:ascii="Arial" w:hAnsi="Arial" w:cs="Arial"/>
           <w:b/>
           <w:bCs/>
         </w:rPr>
-        <w:t xml:space="preserve"> AI Vector Search</w:t>
+        <w:t>Racional</w:t>
       </w:r>
     </w:p>
     <w:p>
       <w:pPr>
-        <w:rPr>
-          <w:b/>
-          <w:bCs/>
-          <w:u w:val="single"/>
-        </w:rPr>
-      </w:pPr>
-      <w:r>
-        <w:rPr>
-          <w:b/>
-          <w:bCs/>
-          <w:u w:val="single"/>
-        </w:rPr>
-        <w:t>Racional</w:t>
-      </w:r>
-    </w:p>
-    <w:p>
-      <w:pPr>
         <w:ind w:left="360"/>
-      </w:pPr>
-      <w:r>
+        <w:rPr>
+          <w:rFonts w:ascii="Arial" w:hAnsi="Arial" w:cs="Arial"/>
+        </w:rPr>
+      </w:pPr>
+      <w:r>
+        <w:rPr>
+          <w:rFonts w:ascii="Arial" w:hAnsi="Arial" w:cs="Arial"/>
+        </w:rPr>
         <w:t>Busca vetorial permite:</w:t>
       </w:r>
     </w:p>
@@ -281,8 +404,14 @@
           <w:tab w:val="num" w:pos="1080"/>
         </w:tabs>
         <w:ind w:left="1080"/>
-      </w:pPr>
-      <w:r>
+        <w:rPr>
+          <w:rFonts w:ascii="Arial" w:hAnsi="Arial" w:cs="Arial"/>
+        </w:rPr>
+      </w:pPr>
+      <w:r>
+        <w:rPr>
+          <w:rFonts w:ascii="Arial" w:hAnsi="Arial" w:cs="Arial"/>
+        </w:rPr>
         <w:t>recuperação semântica</w:t>
       </w:r>
     </w:p>
@@ -297,8 +426,14 @@
           <w:tab w:val="num" w:pos="1080"/>
         </w:tabs>
         <w:ind w:left="1080"/>
-      </w:pPr>
-      <w:r>
+        <w:rPr>
+          <w:rFonts w:ascii="Arial" w:hAnsi="Arial" w:cs="Arial"/>
+        </w:rPr>
+      </w:pPr>
+      <w:r>
+        <w:rPr>
+          <w:rFonts w:ascii="Arial" w:hAnsi="Arial" w:cs="Arial"/>
+        </w:rPr>
         <w:t>melhor contextualização</w:t>
       </w:r>
     </w:p>
@@ -313,46 +448,46 @@
           <w:tab w:val="num" w:pos="1080"/>
         </w:tabs>
         <w:ind w:left="1080"/>
-      </w:pPr>
-      <w:r>
+        <w:rPr>
+          <w:rFonts w:ascii="Arial" w:hAnsi="Arial" w:cs="Arial"/>
+        </w:rPr>
+      </w:pPr>
+      <w:r>
+        <w:rPr>
+          <w:rFonts w:ascii="Arial" w:hAnsi="Arial" w:cs="Arial"/>
+        </w:rPr>
         <w:t>escalabilidade para grandes volumes</w:t>
       </w:r>
     </w:p>
     <w:p>
       <w:pPr>
         <w:rPr>
+          <w:rFonts w:ascii="Arial" w:hAnsi="Arial" w:cs="Arial"/>
           <w:b/>
           <w:bCs/>
-          <w:u w:val="single"/>
-        </w:rPr>
-      </w:pPr>
-      <w:r>
-        <w:rPr>
+        </w:rPr>
+      </w:pPr>
+      <w:r>
+        <w:rPr>
+          <w:rFonts w:ascii="Arial" w:hAnsi="Arial" w:cs="Arial"/>
           <w:b/>
           <w:bCs/>
-          <w:u w:val="single"/>
-        </w:rPr>
-        <w:t>Consequ</w:t>
-      </w:r>
-      <w:r>
-        <w:rPr>
+        </w:rPr>
+        <w:t>Consequências</w:t>
+      </w:r>
+    </w:p>
+    <w:p>
+      <w:pPr>
+        <w:ind w:left="360"/>
+        <w:rPr>
+          <w:rFonts w:ascii="Arial" w:hAnsi="Arial" w:cs="Arial"/>
           <w:b/>
           <w:bCs/>
-          <w:u w:val="single"/>
-        </w:rPr>
-        <w:t>ências</w:t>
-      </w:r>
-    </w:p>
-    <w:p>
-      <w:pPr>
-        <w:ind w:left="360"/>
-        <w:rPr>
-          <w:b/>
-          <w:bCs/>
-        </w:rPr>
-      </w:pPr>
-      <w:r>
-        <w:rPr>
+        </w:rPr>
+      </w:pPr>
+      <w:r>
+        <w:rPr>
+          <w:rFonts w:ascii="Arial" w:hAnsi="Arial" w:cs="Arial"/>
           <w:b/>
           <w:bCs/>
         </w:rPr>
@@ -370,8 +505,14 @@
           <w:tab w:val="num" w:pos="1080"/>
         </w:tabs>
         <w:ind w:left="1080"/>
-      </w:pPr>
-      <w:r>
+        <w:rPr>
+          <w:rFonts w:ascii="Arial" w:hAnsi="Arial" w:cs="Arial"/>
+        </w:rPr>
+      </w:pPr>
+      <w:r>
+        <w:rPr>
+          <w:rFonts w:ascii="Arial" w:hAnsi="Arial" w:cs="Arial"/>
+        </w:rPr>
         <w:t>recuperação contextual eficiente</w:t>
       </w:r>
     </w:p>
@@ -386,8 +527,14 @@
           <w:tab w:val="num" w:pos="1080"/>
         </w:tabs>
         <w:ind w:left="1080"/>
-      </w:pPr>
-      <w:r>
+        <w:rPr>
+          <w:rFonts w:ascii="Arial" w:hAnsi="Arial" w:cs="Arial"/>
+        </w:rPr>
+      </w:pPr>
+      <w:r>
+        <w:rPr>
+          <w:rFonts w:ascii="Arial" w:hAnsi="Arial" w:cs="Arial"/>
+        </w:rPr>
         <w:t>melhoria na qualidade da justificativa</w:t>
       </w:r>
     </w:p>
@@ -395,12 +542,14 @@
       <w:pPr>
         <w:ind w:left="360"/>
         <w:rPr>
+          <w:rFonts w:ascii="Arial" w:hAnsi="Arial" w:cs="Arial"/>
           <w:b/>
           <w:bCs/>
         </w:rPr>
       </w:pPr>
       <w:r>
         <w:rPr>
+          <w:rFonts w:ascii="Arial" w:hAnsi="Arial" w:cs="Arial"/>
           <w:b/>
           <w:bCs/>
         </w:rPr>
@@ -418,12 +567,21 @@
           <w:tab w:val="num" w:pos="1080"/>
         </w:tabs>
         <w:ind w:left="1080"/>
-      </w:pPr>
-      <w:r>
+        <w:rPr>
+          <w:rFonts w:ascii="Arial" w:hAnsi="Arial" w:cs="Arial"/>
+        </w:rPr>
+      </w:pPr>
+      <w:r>
+        <w:rPr>
+          <w:rFonts w:ascii="Arial" w:hAnsi="Arial" w:cs="Arial"/>
+        </w:rPr>
         <w:t xml:space="preserve">custo adicional de </w:t>
       </w:r>
       <w:proofErr w:type="spellStart"/>
       <w:r>
+        <w:rPr>
+          <w:rFonts w:ascii="Arial" w:hAnsi="Arial" w:cs="Arial"/>
+        </w:rPr>
         <w:t>embeddings</w:t>
       </w:r>
       <w:proofErr w:type="spellEnd"/>
@@ -441,6 +599,9 @@
         <w:ind w:left="1080"/>
       </w:pPr>
       <w:r>
+        <w:rPr>
+          <w:rFonts w:ascii="Arial" w:hAnsi="Arial" w:cs="Arial"/>
+        </w:rPr>
         <w:t>necessidade de pipeline de ingestão</w:t>
       </w:r>
     </w:p>
@@ -3343,6 +3504,7 @@
   <w:style w:type="character" w:default="1" w:styleId="Fontepargpadro">
     <w:name w:val="Default Paragraph Font"/>
     <w:uiPriority w:val="1"/>
+    <w:semiHidden/>
     <w:unhideWhenUsed/>
   </w:style>
   <w:style w:type="table" w:default="1" w:styleId="Tabelanormal">
